--- a/docs/editor-revision/Final_Consistency_Numerical_and_Red_Text_Audit.docx
+++ b/docs/editor-revision/Final_Consistency_Numerical_and_Red_Text_Audit.docx
@@ -73,7 +73,7 @@
           <w:b w:val="0"/>
           <w:i w:val="0"/>
         </w:rPr>
-        <w:t>• One item requires author confirmation: whether the target journal requires a Generative-AI disclosure (no such section exists in the supplied manuscript version).</w:t>
+        <w:t>• Author-confirmation items only: three reference-metadata mismatches (Refs [3], [7], [8], §7b), the Generative-AI disclosure (no such section in the supplied version), and the journal APC field. None affect the scientific content.</w:t>
       </w:r>
     </w:p>
     <w:p>
@@ -82,7 +82,7 @@
           <w:b/>
           <w:i w:val="0"/>
         </w:rPr>
-        <w:t>Overall assessment: Ready after minor author confirmation (Generative-AI disclosure / journal APC field only). All numerical and formatting checks pass.</w:t>
+        <w:t>Overall assessment: Ready after author confirmation of the listed reference-metadata and journal-policy items only. All figure, numerical, parameter-provenance, confidence-interval, and red-formatting checks pass.</w:t>
       </w:r>
     </w:p>
     <w:p>
@@ -3836,6 +3836,391 @@
       </w:r>
     </w:p>
     <w:p>
+      <w:r>
+        <w:rPr>
+          <w:b w:val="0"/>
+          <w:i w:val="0"/>
+        </w:rPr>
+        <w:t>Stochastic-parameter provenance (no invented values). Every seed-varying quantity is implemented in Models/Energy/scenarios.py and is now cited in the table with σ notation: coin-price jitter price_jitter=0.05 (σ=5%); fee jitter fee_jitter=0.40 (σ=40%); Poisson block count _poisson; Dirichlet hashpower shares _dirichlet_ones; validator power_jitter=0.10 (σ=10%); uptime_jitter=0.01 (σ=1%); gossip msg_rate_per_validator_hz=5. The 2500 W per-miner fixed-power value is labelled 'illustrative' and is not used for any network-level estimate.</w:t>
+      </w:r>
+    </w:p>
+    <w:p>
+      <w:pPr>
+        <w:pStyle w:val="Heading1"/>
+      </w:pPr>
+      <w:r>
+        <w:t>7b. Reference audit (QC item 8)</w:t>
+      </w:r>
+    </w:p>
+    <w:tbl>
+      <w:tblPr>
+        <w:tblStyle w:val="TableGrid"/>
+        <w:tblW w:type="auto" w:w="0"/>
+        <w:jc w:val="center"/>
+        <w:tblLook w:firstColumn="1" w:firstRow="1" w:lastColumn="0" w:lastRow="0" w:noHBand="0" w:noVBand="1" w:val="04A0"/>
+      </w:tblPr>
+      <w:tblGrid>
+        <w:gridCol w:w="3504"/>
+        <w:gridCol w:w="3504"/>
+        <w:gridCol w:w="3504"/>
+      </w:tblGrid>
+      <w:tr>
+        <w:tc>
+          <w:tcPr>
+            <w:tcW w:type="dxa" w:w="3168"/>
+          </w:tcPr>
+          <w:p>
+            <w:r/>
+            <w:r>
+              <w:rPr>
+                <w:b/>
+                <w:sz w:val="16"/>
+              </w:rPr>
+              <w:t>Reference</w:t>
+            </w:r>
+          </w:p>
+        </w:tc>
+        <w:tc>
+          <w:tcPr>
+            <w:tcW w:type="dxa" w:w="4320"/>
+          </w:tcPr>
+          <w:p>
+            <w:r/>
+            <w:r>
+              <w:rPr>
+                <w:b/>
+                <w:sz w:val="16"/>
+              </w:rPr>
+              <w:t>Issue</w:t>
+            </w:r>
+          </w:p>
+        </w:tc>
+        <w:tc>
+          <w:tcPr>
+            <w:tcW w:type="dxa" w:w="2592"/>
+          </w:tcPr>
+          <w:p>
+            <w:r/>
+            <w:r>
+              <w:rPr>
+                <w:b/>
+                <w:sz w:val="16"/>
+              </w:rPr>
+              <w:t>Action</w:t>
+            </w:r>
+          </w:p>
+        </w:tc>
+      </w:tr>
+      <w:tr>
+        <w:tc>
+          <w:tcPr>
+            <w:tcW w:type="dxa" w:w="3168"/>
+          </w:tcPr>
+          <w:p>
+            <w:r/>
+            <w:r>
+              <w:rPr>
+                <w:sz w:val="16"/>
+              </w:rPr>
+              <w:t>[10] Lund (WETSEB); [17] Croman (Springer)</w:t>
+            </w:r>
+          </w:p>
+        </w:tc>
+        <w:tc>
+          <w:tcPr>
+            <w:tcW w:type="dxa" w:w="4320"/>
+          </w:tcPr>
+          <w:p>
+            <w:r/>
+            <w:r>
+              <w:rPr>
+                <w:sz w:val="16"/>
+              </w:rPr>
+              <w:t>Stray ' .' (space+period) after the DOI</w:t>
+            </w:r>
+          </w:p>
+        </w:tc>
+        <w:tc>
+          <w:tcPr>
+            <w:tcW w:type="dxa" w:w="2592"/>
+          </w:tcPr>
+          <w:p>
+            <w:r/>
+            <w:r>
+              <w:rPr>
+                <w:sz w:val="16"/>
+              </w:rPr>
+              <w:t>Removed - now bare DOI</w:t>
+            </w:r>
+          </w:p>
+        </w:tc>
+      </w:tr>
+      <w:tr>
+        <w:tc>
+          <w:tcPr>
+            <w:tcW w:type="dxa" w:w="3168"/>
+          </w:tcPr>
+          <w:p>
+            <w:r/>
+            <w:r>
+              <w:rPr>
+                <w:sz w:val="16"/>
+              </w:rPr>
+              <w:t>[14] IPCC</w:t>
+            </w:r>
+          </w:p>
+        </w:tc>
+        <w:tc>
+          <w:tcPr>
+            <w:tcW w:type="dxa" w:w="4320"/>
+          </w:tcPr>
+          <w:p>
+            <w:r/>
+            <w:r>
+              <w:rPr>
+                <w:sz w:val="16"/>
+              </w:rPr>
+              <w:t>'Website:https://…' run-on prefix</w:t>
+            </w:r>
+          </w:p>
+        </w:tc>
+        <w:tc>
+          <w:tcPr>
+            <w:tcW w:type="dxa" w:w="2592"/>
+          </w:tcPr>
+          <w:p>
+            <w:r/>
+            <w:r>
+              <w:rPr>
+                <w:sz w:val="16"/>
+              </w:rPr>
+              <w:t>Changed to 'Available: https://…' (IEEE)</w:t>
+            </w:r>
+          </w:p>
+        </w:tc>
+      </w:tr>
+      <w:tr>
+        <w:tc>
+          <w:tcPr>
+            <w:tcW w:type="dxa" w:w="3168"/>
+          </w:tcPr>
+          <w:p>
+            <w:r/>
+            <w:r>
+              <w:rPr>
+                <w:sz w:val="16"/>
+              </w:rPr>
+              <w:t>[21] de Vries (Patterns)</w:t>
+            </w:r>
+          </w:p>
+        </w:tc>
+        <w:tc>
+          <w:tcPr>
+            <w:tcW w:type="dxa" w:w="4320"/>
+          </w:tcPr>
+          <w:p>
+            <w:r/>
+            <w:r>
+              <w:rPr>
+                <w:sz w:val="16"/>
+              </w:rPr>
+              <w:t>Manually typed '[21]' duplicating Word auto-number</w:t>
+            </w:r>
+          </w:p>
+        </w:tc>
+        <w:tc>
+          <w:tcPr>
+            <w:tcW w:type="dxa" w:w="2592"/>
+          </w:tcPr>
+          <w:p>
+            <w:r/>
+            <w:r>
+              <w:rPr>
+                <w:sz w:val="16"/>
+              </w:rPr>
+              <w:t>Prefix removed (earlier)</w:t>
+            </w:r>
+          </w:p>
+        </w:tc>
+      </w:tr>
+      <w:tr>
+        <w:tc>
+          <w:tcPr>
+            <w:tcW w:type="dxa" w:w="3168"/>
+          </w:tcPr>
+          <w:p>
+            <w:r/>
+            <w:r>
+              <w:rPr>
+                <w:sz w:val="16"/>
+              </w:rPr>
+              <w:t>[15] Sedlmeir</w:t>
+            </w:r>
+          </w:p>
+        </w:tc>
+        <w:tc>
+          <w:tcPr>
+            <w:tcW w:type="dxa" w:w="4320"/>
+          </w:tcPr>
+          <w:p>
+            <w:r/>
+            <w:r>
+              <w:rPr>
+                <w:sz w:val="16"/>
+              </w:rPr>
+              <w:t>Stray ']' prefix</w:t>
+            </w:r>
+          </w:p>
+        </w:tc>
+        <w:tc>
+          <w:tcPr>
+            <w:tcW w:type="dxa" w:w="2592"/>
+          </w:tcPr>
+          <w:p>
+            <w:r/>
+            <w:r>
+              <w:rPr>
+                <w:sz w:val="16"/>
+              </w:rPr>
+              <w:t>Removed (earlier)</w:t>
+            </w:r>
+          </w:p>
+        </w:tc>
+      </w:tr>
+      <w:tr>
+        <w:tc>
+          <w:tcPr>
+            <w:tcW w:type="dxa" w:w="3168"/>
+          </w:tcPr>
+          <w:p>
+            <w:r/>
+            <w:r>
+              <w:rPr>
+                <w:sz w:val="16"/>
+              </w:rPr>
+              <w:t>[3] Stoll (Carbon Footprint of Bitcoin)</w:t>
+            </w:r>
+          </w:p>
+        </w:tc>
+        <w:tc>
+          <w:tcPr>
+            <w:tcW w:type="dxa" w:w="4320"/>
+          </w:tcPr>
+          <w:p>
+            <w:r/>
+            <w:r>
+              <w:rPr>
+                <w:sz w:val="16"/>
+              </w:rPr>
+              <w:t>Journal 'Nature Climate Change, 9(10):798-800' inconsistent with Joule DOI 10.1016/j.joule.2019.05.012</w:t>
+            </w:r>
+          </w:p>
+        </w:tc>
+        <w:tc>
+          <w:tcPr>
+            <w:tcW w:type="dxa" w:w="2592"/>
+          </w:tcPr>
+          <w:p>
+            <w:r/>
+            <w:r>
+              <w:rPr>
+                <w:sz w:val="16"/>
+              </w:rPr>
+              <w:t>FLAGGED for author confirmation (not fabricated)</w:t>
+            </w:r>
+          </w:p>
+        </w:tc>
+      </w:tr>
+      <w:tr>
+        <w:tc>
+          <w:tcPr>
+            <w:tcW w:type="dxa" w:w="3168"/>
+          </w:tcPr>
+          <w:p>
+            <w:r/>
+            <w:r>
+              <w:rPr>
+                <w:sz w:val="16"/>
+              </w:rPr>
+              <w:t>[7] Schwartz (JABS)</w:t>
+            </w:r>
+          </w:p>
+        </w:tc>
+        <w:tc>
+          <w:tcPr>
+            <w:tcW w:type="dxa" w:w="4320"/>
+          </w:tcPr>
+          <w:p>
+            <w:r/>
+            <w:r>
+              <w:rPr>
+                <w:sz w:val="16"/>
+              </w:rPr>
+              <w:t>'IEEE Trans. Network and Service Management, 2020' vs DOI 10.1109/TNSE.2023.3282916 (Trans. Network Science &amp; Eng., 2023)</w:t>
+            </w:r>
+          </w:p>
+        </w:tc>
+        <w:tc>
+          <w:tcPr>
+            <w:tcW w:type="dxa" w:w="2592"/>
+          </w:tcPr>
+          <w:p>
+            <w:r/>
+            <w:r>
+              <w:rPr>
+                <w:sz w:val="16"/>
+              </w:rPr>
+              <w:t>FLAGGED for author confirmation</w:t>
+            </w:r>
+          </w:p>
+        </w:tc>
+      </w:tr>
+      <w:tr>
+        <w:tc>
+          <w:tcPr>
+            <w:tcW w:type="dxa" w:w="3168"/>
+          </w:tcPr>
+          <w:p>
+            <w:r/>
+            <w:r>
+              <w:rPr>
+                <w:sz w:val="16"/>
+              </w:rPr>
+              <w:t>[8] Gervais (CCS 2016)</w:t>
+            </w:r>
+          </w:p>
+        </w:tc>
+        <w:tc>
+          <w:tcPr>
+            <w:tcW w:type="dxa" w:w="4320"/>
+          </w:tcPr>
+          <w:p>
+            <w:r/>
+            <w:r>
+              <w:rPr>
+                <w:sz w:val="16"/>
+              </w:rPr>
+              <w:t>Author initial 'C.'; CCS'16 first author is Arthur (A.) Gervais</w:t>
+            </w:r>
+          </w:p>
+        </w:tc>
+        <w:tc>
+          <w:tcPr>
+            <w:tcW w:type="dxa" w:w="2592"/>
+          </w:tcPr>
+          <w:p>
+            <w:r/>
+            <w:r>
+              <w:rPr>
+                <w:sz w:val="16"/>
+              </w:rPr>
+              <w:t>FLAGGED for author confirmation</w:t>
+            </w:r>
+          </w:p>
+        </w:tc>
+      </w:tr>
+    </w:tbl>
+    <w:p>
       <w:pPr>
         <w:pStyle w:val="Heading1"/>
       </w:pPr>
@@ -6592,6 +6977,15 @@
           <w:i w:val="0"/>
         </w:rPr>
         <w:t>3. The fixed-power 'per-miner power' contrast value in Table 1 is shown as 2500 W (illustrative, from the previous §C text). Authors may confirm or adjust this illustrative figure; it is not used for any network-level estimate.</w:t>
+      </w:r>
+    </w:p>
+    <w:p>
+      <w:r>
+        <w:rPr>
+          <w:b w:val="0"/>
+          <w:i w:val="0"/>
+        </w:rPr>
+        <w:t>4. Reference metadata mismatches flagged in §7b: Ref [3] journal vs Joule DOI; Ref [7] journal/year vs TNSE DOI; Ref [8] author initial. These require authoritative bibliographic confirmation and were not auto-corrected to avoid fabricating citation data.</w:t>
       </w:r>
     </w:p>
     <w:sectPr>
